--- a/yytan_kotsuhi_template.docx
+++ b/yytan_kotsuhi_template.docx
@@ -636,272 +636,6 @@
         <w:t>交通費合計：{{ kotsuhi_gokei }}円　　補助申請額：{{ hoshu_gaku }}円</w:t>
       </w:r>
     </w:p>
-    <w:p/>
-    <w:p>
-      <w:pPr>
-        <w:spacing w:before="120" w:after="60"/>
-      </w:pPr>
-      <w:r>
-        <w:rPr>
-          <w:b/>
-          <w:color w:val="1A3A5C"/>
-          <w:sz w:val="20"/>
-        </w:rPr>
-        <w:t>■ 補助金振込先（口座情報）</w:t>
-      </w:r>
-    </w:p>
-    <w:tbl>
-      <w:tblPr>
-        <w:tblW w:type="auto" w:w="0"/>
-        <w:jc w:val="center"/>
-        <w:tblLook w:firstColumn="1" w:firstRow="1" w:lastColumn="0" w:lastRow="0" w:noHBand="0" w:noVBand="1" w:val="04A0"/>
-        <w:tblBorders>
-          <w:top w:val="single" w:sz="4" w:space="0" w:color="000000"/>
-          <w:left w:val="single" w:sz="4" w:space="0" w:color="000000"/>
-          <w:bottom w:val="single" w:sz="4" w:space="0" w:color="000000"/>
-          <w:right w:val="single" w:sz="4" w:space="0" w:color="000000"/>
-          <w:insideH w:val="single" w:sz="4" w:space="0" w:color="000000"/>
-          <w:insideV w:val="single" w:sz="4" w:space="0" w:color="000000"/>
-        </w:tblBorders>
-      </w:tblPr>
-      <w:tblGrid>
-        <w:gridCol w:w="2268"/>
-        <w:gridCol w:w="2268"/>
-        <w:gridCol w:w="2268"/>
-        <w:gridCol w:w="2268"/>
-      </w:tblGrid>
-      <w:tr>
-        <w:tc>
-          <w:tcPr>
-            <w:tcW w:type="dxa" w:w="1701"/>
-            <w:shd w:val="clear" w:color="auto" w:fill="EBF0F8"/>
-            <w:vAlign w:val="center"/>
-          </w:tcPr>
-          <w:p>
-            <w:r>
-              <w:rPr>
-                <w:b/>
-                <w:sz w:val="18"/>
-              </w:rPr>
-              <w:t>金融機関名</w:t>
-            </w:r>
-          </w:p>
-        </w:tc>
-        <w:tc>
-          <w:tcPr>
-            <w:tcW w:type="dxa" w:w="3118"/>
-            <w:vAlign w:val="center"/>
-          </w:tcPr>
-          <w:p>
-            <w:r>
-              <w:rPr>
-                <w:sz w:val="20"/>
-              </w:rPr>
-              <w:t>{{ ginko_name }}</w:t>
-            </w:r>
-          </w:p>
-        </w:tc>
-        <w:tc>
-          <w:tcPr>
-            <w:tcW w:type="dxa" w:w="1701"/>
-            <w:shd w:val="clear" w:color="auto" w:fill="EBF0F8"/>
-            <w:vAlign w:val="center"/>
-          </w:tcPr>
-          <w:p>
-            <w:r>
-              <w:rPr>
-                <w:b/>
-                <w:sz w:val="18"/>
-              </w:rPr>
-              <w:t>支店名</w:t>
-            </w:r>
-          </w:p>
-        </w:tc>
-        <w:tc>
-          <w:tcPr>
-            <w:tcW w:type="dxa" w:w="3118"/>
-            <w:vAlign w:val="center"/>
-          </w:tcPr>
-          <w:p>
-            <w:r>
-              <w:rPr>
-                <w:sz w:val="20"/>
-              </w:rPr>
-              <w:t>{{ shiten_name }}</w:t>
-            </w:r>
-          </w:p>
-        </w:tc>
-      </w:tr>
-      <w:tr>
-        <w:tc>
-          <w:tcPr>
-            <w:tcW w:type="dxa" w:w="1701"/>
-            <w:shd w:val="clear" w:color="auto" w:fill="EBF0F8"/>
-            <w:vAlign w:val="center"/>
-          </w:tcPr>
-          <w:p>
-            <w:r>
-              <w:rPr>
-                <w:b/>
-                <w:sz w:val="18"/>
-              </w:rPr>
-              <w:t>口座種別</w:t>
-            </w:r>
-          </w:p>
-        </w:tc>
-        <w:tc>
-          <w:tcPr>
-            <w:tcW w:type="dxa" w:w="3118"/>
-            <w:vAlign w:val="center"/>
-          </w:tcPr>
-          <w:p>
-            <w:r>
-              <w:rPr>
-                <w:sz w:val="20"/>
-              </w:rPr>
-              <w:t>{{ koza_shubetsu }}</w:t>
-            </w:r>
-          </w:p>
-        </w:tc>
-        <w:tc>
-          <w:tcPr>
-            <w:tcW w:type="dxa" w:w="1701"/>
-            <w:shd w:val="clear" w:color="auto" w:fill="EBF0F8"/>
-            <w:vAlign w:val="center"/>
-          </w:tcPr>
-          <w:p>
-            <w:r>
-              <w:rPr>
-                <w:b/>
-                <w:sz w:val="18"/>
-              </w:rPr>
-              <w:t>口座番号</w:t>
-            </w:r>
-          </w:p>
-        </w:tc>
-        <w:tc>
-          <w:tcPr>
-            <w:tcW w:type="dxa" w:w="3118"/>
-            <w:vAlign w:val="center"/>
-          </w:tcPr>
-          <w:p>
-            <w:r>
-              <w:rPr>
-                <w:sz w:val="20"/>
-              </w:rPr>
-              <w:t>{{ koza_bango }}</w:t>
-            </w:r>
-          </w:p>
-        </w:tc>
-      </w:tr>
-      <w:tr>
-        <w:tc>
-          <w:tcPr>
-            <w:tcW w:type="dxa" w:w="1701"/>
-            <w:shd w:val="clear" w:color="auto" w:fill="EBF0F8"/>
-            <w:vAlign w:val="center"/>
-          </w:tcPr>
-          <w:p>
-            <w:r>
-              <w:rPr>
-                <w:b/>
-                <w:sz w:val="18"/>
-              </w:rPr>
-              <w:t>口座名義人</w:t>
-            </w:r>
-          </w:p>
-        </w:tc>
-        <w:tc>
-          <w:tcPr>
-            <w:tcW w:type="dxa" w:w="3118"/>
-            <w:vAlign w:val="center"/>
-          </w:tcPr>
-          <w:p>
-            <w:r>
-              <w:rPr>
-                <w:sz w:val="20"/>
-              </w:rPr>
-              <w:t>{{ koza_meigi }}</w:t>
-            </w:r>
-          </w:p>
-        </w:tc>
-        <w:tc>
-          <w:tcPr>
-            <w:tcW w:type="dxa" w:w="1701"/>
-            <w:shd w:val="clear" w:color="auto" w:fill="EBF0F8"/>
-            <w:vAlign w:val="center"/>
-          </w:tcPr>
-          <w:p>
-            <w:r>
-              <w:rPr>
-                <w:b/>
-                <w:sz w:val="18"/>
-              </w:rPr>
-            </w:r>
-          </w:p>
-        </w:tc>
-        <w:tc>
-          <w:tcPr>
-            <w:tcW w:type="dxa" w:w="3118"/>
-            <w:vAlign w:val="center"/>
-          </w:tcPr>
-          <w:p>
-            <w:r>
-              <w:rPr>
-                <w:sz w:val="20"/>
-              </w:rPr>
-            </w:r>
-          </w:p>
-        </w:tc>
-      </w:tr>
-    </w:tbl>
-    <w:p/>
-    <w:p>
-      <w:pPr>
-        <w:spacing w:before="120" w:after="60"/>
-      </w:pPr>
-      <w:r>
-        <w:rPr>
-          <w:b/>
-          <w:color w:val="1A3A5C"/>
-          <w:sz w:val="20"/>
-        </w:rPr>
-        <w:t>■ 備考</w:t>
-      </w:r>
-    </w:p>
-    <w:tbl>
-      <w:tblPr>
-        <w:tblW w:type="auto" w:w="0"/>
-        <w:jc w:val="center"/>
-        <w:tblLook w:firstColumn="1" w:firstRow="1" w:lastColumn="0" w:lastRow="0" w:noHBand="0" w:noVBand="1" w:val="04A0"/>
-        <w:tblBorders>
-          <w:top w:val="single" w:sz="4" w:space="0" w:color="000000"/>
-          <w:left w:val="single" w:sz="4" w:space="0" w:color="000000"/>
-          <w:bottom w:val="single" w:sz="4" w:space="0" w:color="000000"/>
-          <w:right w:val="single" w:sz="4" w:space="0" w:color="000000"/>
-          <w:insideH w:val="single" w:sz="4" w:space="0" w:color="000000"/>
-          <w:insideV w:val="single" w:sz="4" w:space="0" w:color="000000"/>
-        </w:tblBorders>
-      </w:tblPr>
-      <w:tblGrid>
-        <w:gridCol w:w="9072"/>
-      </w:tblGrid>
-      <w:tr>
-        <w:tc>
-          <w:tcPr>
-            <w:tcW w:type="dxa" w:w="9638"/>
-          </w:tcPr>
-          <w:p>
-            <w:r>
-              <w:rPr>
-                <w:sz w:val="20"/>
-              </w:rPr>
-              <w:t>{{ biko }}</w:t>
-            </w:r>
-          </w:p>
-        </w:tc>
-      </w:tr>
-    </w:tbl>
     <w:sectPr>
       <w:pgSz w:w="11906" w:h="16838"/>
       <w:pgMar w:top="1417" w:right="1417" w:bottom="1134" w:left="1417" w:header="720" w:footer="720" w:gutter="0"/>
